--- a/STARTING/ESSOBLSTTC-TMI-EFL-C - MORALES JONATHAN.docx
+++ b/STARTING/ESSOBLSTTC-TMI-EFL-C - MORALES JONATHAN.docx
@@ -72,15 +72,6 @@
             </wp14:sizeRelV>
           </wp:anchor>
         </w:drawing>
-      </w:r>
-      <w:r>
-        <w:br/>
-      </w:r>
-      <w:r>
-        <w:br/>
-      </w:r>
-      <w:r>
-        <w:br/>
       </w:r>
       <w:r>
         <w:br/>
@@ -462,7 +453,6 @@
           <w:rFonts w:eastAsia="Times New Roman" w:cs="Times New Roman"/>
           <w:lang w:val="es-EC"/>
         </w:rPr>
-        <w:lastRenderedPageBreak/>
         <w:t>QUEVEDO – LOS RÍOS – ECUADOR</w:t>
       </w:r>
     </w:p>
@@ -4715,15 +4705,7 @@
         <w:pStyle w:val="APATESIS"/>
       </w:pPr>
       <w:r>
-        <w:t xml:space="preserve">In the context of the Ecuadorian public education system, beginner-level students in English as </w:t>
-      </w:r>
-      <w:proofErr w:type="gramStart"/>
-      <w:r>
-        <w:t>a Foreign Language (EFL) classrooms</w:t>
-      </w:r>
-      <w:proofErr w:type="gramEnd"/>
-      <w:r>
-        <w:t xml:space="preserve"> encounter significant obstacles in the development of oral proficiency. These challenges are predominantly rooted in systemic issues, including overcrowded classrooms, severely limited instructional time, and a persistent reliance on traditional teaching methodologies that prioritize grammar and writing over authentic spoken communication. As a direct consequence, many students demonstrate low levels of fluency, a notable lack of confidence, and minimal active participation in English-speaking activities.</w:t>
+        <w:t>In the context of the Ecuadorian public education system, beginner-level students in English as a Foreign Language (EFL) classrooms encounter significant obstacles in the development of oral proficiency. These challenges are predominantly rooted in systemic issues, including overcrowded classrooms, severely limited instructional time, and a persistent reliance on traditional teaching methodologies that prioritize grammar and writing over authentic spoken communication. As a direct consequence, many students demonstrate low levels of fluency, a notable lack of confidence, and minimal active participation in English-speaking activities.</w:t>
       </w:r>
     </w:p>
     <w:p>
@@ -6178,15 +6160,7 @@
         </w:sdtContent>
       </w:sdt>
       <w:r>
-        <w:t xml:space="preserve"> expanded the framework to include variations like "One Teach, One Assess," and further distinguished alternative teaching approaches. The choice of a particular model typically depends on student needs, the content being taught, and the collaborating teachers' styles and preferences. Recent research indicates that regardless of the variety of models available, the "one </w:t>
-      </w:r>
-      <w:proofErr w:type="gramStart"/>
-      <w:r>
-        <w:t>teach</w:t>
-      </w:r>
-      <w:proofErr w:type="gramEnd"/>
-      <w:r>
-        <w:t xml:space="preserve">, one assist" approach remains predominant in many classrooms, although "team teaching" is also utilized by pairs who have developed a stronger collaborative dynamic </w:t>
+        <w:t xml:space="preserve"> expanded the framework to include variations like "One Teach, One Assess," and further distinguished alternative teaching approaches. The choice of a particular model typically depends on student needs, the content being taught, and the collaborating teachers' styles and preferences. Recent research indicates that regardless of the variety of models available, the "one teach, one assist" approach remains predominant in many classrooms, although "team teaching" is also utilized by pairs who have developed a stronger collaborative dynamic </w:t>
       </w:r>
       <w:sdt>
         <w:sdtPr>
@@ -6684,9 +6658,6 @@
     <w:p>
       <w:pPr>
         <w:pStyle w:val="Ttulo2"/>
-        <w:rPr>
-          <w:bCs w:val="0"/>
-        </w:rPr>
       </w:pPr>
       <w:bookmarkStart w:id="22" w:name="_Toc208586789"/>
       <w:r>
@@ -7809,15 +7780,7 @@
         <w:pStyle w:val="APATESIS"/>
       </w:pPr>
       <w:r>
-        <w:t xml:space="preserve">Teacher reflections provided a final, crucial layer of qualitative data. This information was captured through two primary activities. First, informal reflective discussions occurred between the collaborating teachers after each session to analyze classroom events, student progress, and pedagogical challenges. Second, we drew in-depth reflections from </w:t>
-      </w:r>
-      <w:proofErr w:type="spellStart"/>
-      <w:r>
-        <w:t>a</w:t>
-      </w:r>
-      <w:proofErr w:type="spellEnd"/>
-      <w:r>
-        <w:t xml:space="preserve"> </w:t>
+        <w:t xml:space="preserve">Teacher reflections provided a final, crucial layer of qualitative data. This information was captured through two primary activities. First, informal reflective discussions occurred between the collaborating teachers after each session to analyze classroom events, student progress, and pedagogical challenges. Second, we drew in-depth reflections from a </w:t>
       </w:r>
       <w:r>
         <w:t>semi-structured</w:t>
@@ -8081,7 +8044,14 @@
         <w:t xml:space="preserve"> Montenegro (2021) confirms the timeliness and accuracy of the research problem and the chosen intervention. Ultimately, this solid theoretical foundation provides the necessary justification for the empirical phase of the study, which proceeded to test the practical effects of implementing this holistic model in a real-world classroom environment.</w:t>
       </w:r>
     </w:p>
-    <w:p/>
+    <w:p>
+      <w:pPr>
+        <w:pStyle w:val="Ttulo2"/>
+      </w:pPr>
+      <w:r>
+        <w:t xml:space="preserve">4.2. </w:t>
+      </w:r>
+    </w:p>
     <w:p>
       <w:pPr>
         <w:spacing w:before="0" w:after="160" w:line="259" w:lineRule="auto"/>
@@ -8454,21 +8424,7 @@
             <w:rPr>
               <w:rFonts w:eastAsia="Times New Roman"/>
             </w:rPr>
-            <w:t>, H.</w:t>
-          </w:r>
-          <w:proofErr w:type="gramStart"/>
-          <w:r>
-            <w:rPr>
-              <w:rFonts w:eastAsia="Times New Roman"/>
-            </w:rPr>
-            <w:t>, .</w:t>
-          </w:r>
-          <w:proofErr w:type="gramEnd"/>
-          <w:r>
-            <w:rPr>
-              <w:rFonts w:eastAsia="Times New Roman"/>
-            </w:rPr>
-            <w:t xml:space="preserve"> A., &amp; Muhsin, K. (2019). Factors Affecting Students’ Difficulties in Speaking Performance of The Tenth Grade Students of SMA Negeri 1 </w:t>
+            <w:t xml:space="preserve">, H., . A., &amp; Muhsin, K. (2019). Factors Affecting Students’ Difficulties in Speaking Performance of The Tenth Grade Students of SMA Negeri 1 </w:t>
           </w:r>
           <w:proofErr w:type="spellStart"/>
           <w:r>
@@ -8634,21 +8590,7 @@
             <w:rPr>
               <w:rFonts w:eastAsia="Times New Roman"/>
             </w:rPr>
-            <w:t xml:space="preserve">(2024). Factors influencing the development of speaking skills </w:t>
-          </w:r>
-          <w:proofErr w:type="gramStart"/>
-          <w:r>
-            <w:rPr>
-              <w:rFonts w:eastAsia="Times New Roman"/>
-            </w:rPr>
-            <w:t>among  Ecuadorian</w:t>
-          </w:r>
-          <w:proofErr w:type="gramEnd"/>
-          <w:r>
-            <w:rPr>
-              <w:rFonts w:eastAsia="Times New Roman"/>
-            </w:rPr>
-            <w:t xml:space="preserve"> EFL learners: Teachers’ perspectives. </w:t>
+            <w:t xml:space="preserve">(2024). Factors influencing the development of speaking skills among  Ecuadorian EFL learners: Teachers’ perspectives. </w:t>
           </w:r>
           <w:r>
             <w:rPr>
@@ -8693,21 +8635,7 @@
             <w:rPr>
               <w:rFonts w:eastAsia="Times New Roman"/>
             </w:rPr>
-            <w:t xml:space="preserve">Colson, T., Xiang, Y., &amp; Smothers, M. (2021). </w:t>
-          </w:r>
-          <w:proofErr w:type="gramStart"/>
-          <w:r>
-            <w:rPr>
-              <w:rFonts w:eastAsia="Times New Roman"/>
-            </w:rPr>
-            <w:t>How</w:t>
-          </w:r>
-          <w:proofErr w:type="gramEnd"/>
-          <w:r>
-            <w:rPr>
-              <w:rFonts w:eastAsia="Times New Roman"/>
-            </w:rPr>
-            <w:t xml:space="preserve"> professional development in co-teaching impacts self-efficacy among rural high school teachers. </w:t>
+            <w:t xml:space="preserve">Colson, T., Xiang, Y., &amp; Smothers, M. (2021). How professional development in co-teaching impacts self-efficacy among rural high school teachers. </w:t>
           </w:r>
           <w:r>
             <w:rPr>
@@ -9174,21 +9102,7 @@
             <w:rPr>
               <w:rFonts w:eastAsia="Times New Roman"/>
             </w:rPr>
-            <w:t xml:space="preserve">Leong, L.-M., &amp; Ahmadi, S. M. (2017). An Analysis of Factors Influencing Learners’ </w:t>
-          </w:r>
-          <w:proofErr w:type="gramStart"/>
-          <w:r>
-            <w:rPr>
-              <w:rFonts w:eastAsia="Times New Roman"/>
-            </w:rPr>
-            <w:t>English Speaking</w:t>
-          </w:r>
-          <w:proofErr w:type="gramEnd"/>
-          <w:r>
-            <w:rPr>
-              <w:rFonts w:eastAsia="Times New Roman"/>
-            </w:rPr>
-            <w:t xml:space="preserve"> Skill. </w:t>
+            <w:t xml:space="preserve">Leong, L.-M., &amp; Ahmadi, S. M. (2017). An Analysis of Factors Influencing Learners’ English Speaking Skill. </w:t>
           </w:r>
           <w:r>
             <w:rPr>
@@ -11535,22 +11449,20 @@
         </w:rPr>
         <w:tab/>
       </w:r>
-      <w:proofErr w:type="gramStart"/>
       <w:r>
         <w:rPr>
           <w:rFonts w:cs="Times New Roman"/>
           <w:lang w:val="es-EC"/>
         </w:rPr>
         <w:tab/>
-        <w:t xml:space="preserve">(  </w:t>
-      </w:r>
-      <w:proofErr w:type="gramEnd"/>
+        <w:t>(  ) Un poco</w:t>
+      </w:r>
       <w:r>
         <w:rPr>
           <w:rFonts w:cs="Times New Roman"/>
           <w:lang w:val="es-EC"/>
         </w:rPr>
-        <w:t>) Un poco</w:t>
+        <w:tab/>
       </w:r>
       <w:r>
         <w:rPr>
@@ -11565,23 +11477,7 @@
           <w:lang w:val="es-EC"/>
         </w:rPr>
         <w:tab/>
-      </w:r>
-      <w:proofErr w:type="gramStart"/>
-      <w:r>
-        <w:rPr>
-          <w:rFonts w:cs="Times New Roman"/>
-          <w:lang w:val="es-EC"/>
-        </w:rPr>
-        <w:tab/>
-        <w:t xml:space="preserve">(  </w:t>
-      </w:r>
-      <w:proofErr w:type="gramEnd"/>
-      <w:r>
-        <w:rPr>
-          <w:rFonts w:cs="Times New Roman"/>
-          <w:lang w:val="es-EC"/>
-        </w:rPr>
-        <w:t>) No me interesa</w:t>
+        <w:t>(  ) No me interesa</w:t>
       </w:r>
     </w:p>
     <w:p>
@@ -11715,34 +11611,32 @@
         </w:rPr>
         <w:tab/>
       </w:r>
-      <w:proofErr w:type="gramStart"/>
       <w:r>
         <w:rPr>
           <w:rFonts w:cs="Times New Roman"/>
         </w:rPr>
         <w:tab/>
-        <w:t xml:space="preserve">(  </w:t>
-      </w:r>
-      <w:proofErr w:type="gramEnd"/>
+        <w:t xml:space="preserve">(  ) A </w:t>
+      </w:r>
+      <w:proofErr w:type="spellStart"/>
       <w:r>
         <w:rPr>
           <w:rFonts w:cs="Times New Roman"/>
         </w:rPr>
-        <w:t xml:space="preserve">) A </w:t>
-      </w:r>
-      <w:proofErr w:type="spellStart"/>
+        <w:t>veces</w:t>
+      </w:r>
+      <w:proofErr w:type="spellEnd"/>
       <w:r>
         <w:rPr>
           <w:rFonts w:cs="Times New Roman"/>
         </w:rPr>
-        <w:t>veces</w:t>
-      </w:r>
-      <w:proofErr w:type="spellEnd"/>
+        <w:t xml:space="preserve"> </w:t>
+      </w:r>
       <w:r>
         <w:rPr>
           <w:rFonts w:cs="Times New Roman"/>
         </w:rPr>
-        <w:t xml:space="preserve"> </w:t>
+        <w:tab/>
       </w:r>
       <w:r>
         <w:rPr>
@@ -11755,21 +11649,7 @@
           <w:rFonts w:cs="Times New Roman"/>
         </w:rPr>
         <w:tab/>
-      </w:r>
-      <w:proofErr w:type="gramStart"/>
-      <w:r>
-        <w:rPr>
-          <w:rFonts w:cs="Times New Roman"/>
-        </w:rPr>
-        <w:tab/>
-        <w:t xml:space="preserve">(  </w:t>
-      </w:r>
-      <w:proofErr w:type="gramEnd"/>
-      <w:r>
-        <w:rPr>
-          <w:rFonts w:cs="Times New Roman"/>
-        </w:rPr>
-        <w:t xml:space="preserve">) No, </w:t>
+        <w:t xml:space="preserve">(  ) No, </w:t>
       </w:r>
       <w:proofErr w:type="spellStart"/>
       <w:r>
@@ -11927,22 +11807,20 @@
         </w:rPr>
         <w:tab/>
       </w:r>
-      <w:proofErr w:type="gramStart"/>
       <w:r>
         <w:rPr>
           <w:rFonts w:cs="Times New Roman"/>
           <w:lang w:val="es-EC"/>
         </w:rPr>
         <w:tab/>
-        <w:t xml:space="preserve">(  </w:t>
-      </w:r>
-      <w:proofErr w:type="gramEnd"/>
+        <w:t xml:space="preserve">(  ) A veces </w:t>
+      </w:r>
       <w:r>
         <w:rPr>
           <w:rFonts w:cs="Times New Roman"/>
           <w:lang w:val="es-EC"/>
         </w:rPr>
-        <w:t xml:space="preserve">) A veces </w:t>
+        <w:tab/>
       </w:r>
       <w:r>
         <w:rPr>
@@ -11957,23 +11835,7 @@
           <w:lang w:val="es-EC"/>
         </w:rPr>
         <w:tab/>
-      </w:r>
-      <w:proofErr w:type="gramStart"/>
-      <w:r>
-        <w:rPr>
-          <w:rFonts w:cs="Times New Roman"/>
-          <w:lang w:val="es-EC"/>
-        </w:rPr>
-        <w:tab/>
-        <w:t xml:space="preserve">(  </w:t>
-      </w:r>
-      <w:proofErr w:type="gramEnd"/>
-      <w:r>
-        <w:rPr>
-          <w:rFonts w:cs="Times New Roman"/>
-          <w:lang w:val="es-EC"/>
-        </w:rPr>
-        <w:t>) No, para nada</w:t>
+        <w:t>(  ) No, para nada</w:t>
       </w:r>
     </w:p>
     <w:p>
@@ -12046,20 +11908,18 @@
         </w:rPr>
         <w:tab/>
       </w:r>
-      <w:proofErr w:type="gramStart"/>
       <w:r>
         <w:rPr>
           <w:rFonts w:cs="Times New Roman"/>
         </w:rPr>
         <w:tab/>
-        <w:t xml:space="preserve">(  </w:t>
-      </w:r>
-      <w:proofErr w:type="gramEnd"/>
+        <w:t>(  ) Un poco</w:t>
+      </w:r>
       <w:r>
         <w:rPr>
           <w:rFonts w:cs="Times New Roman"/>
         </w:rPr>
-        <w:t>) Un poco</w:t>
+        <w:tab/>
       </w:r>
       <w:r>
         <w:rPr>
@@ -12072,21 +11932,7 @@
           <w:rFonts w:cs="Times New Roman"/>
         </w:rPr>
         <w:tab/>
-      </w:r>
-      <w:proofErr w:type="gramStart"/>
-      <w:r>
-        <w:rPr>
-          <w:rFonts w:cs="Times New Roman"/>
-        </w:rPr>
-        <w:tab/>
-        <w:t xml:space="preserve">(  </w:t>
-      </w:r>
-      <w:proofErr w:type="gramEnd"/>
-      <w:r>
-        <w:rPr>
-          <w:rFonts w:cs="Times New Roman"/>
-        </w:rPr>
-        <w:t xml:space="preserve">) No, no me </w:t>
+        <w:t xml:space="preserve">(  ) No, no me </w:t>
       </w:r>
       <w:proofErr w:type="spellStart"/>
       <w:r>
@@ -12149,22 +11995,20 @@
         </w:rPr>
         <w:tab/>
       </w:r>
-      <w:proofErr w:type="gramStart"/>
       <w:r>
         <w:rPr>
           <w:rFonts w:cs="Times New Roman"/>
           <w:lang w:val="es-EC"/>
         </w:rPr>
         <w:tab/>
-        <w:t xml:space="preserve">(  </w:t>
-      </w:r>
-      <w:proofErr w:type="gramEnd"/>
+        <w:t xml:space="preserve">(  ) Un poco </w:t>
+      </w:r>
       <w:r>
         <w:rPr>
           <w:rFonts w:cs="Times New Roman"/>
           <w:lang w:val="es-EC"/>
         </w:rPr>
-        <w:t xml:space="preserve">) Un poco </w:t>
+        <w:tab/>
       </w:r>
       <w:r>
         <w:rPr>
@@ -12179,23 +12023,7 @@
           <w:lang w:val="es-EC"/>
         </w:rPr>
         <w:tab/>
-      </w:r>
-      <w:proofErr w:type="gramStart"/>
-      <w:r>
-        <w:rPr>
-          <w:rFonts w:cs="Times New Roman"/>
-          <w:lang w:val="es-EC"/>
-        </w:rPr>
-        <w:tab/>
-        <w:t xml:space="preserve">(  </w:t>
-      </w:r>
-      <w:proofErr w:type="gramEnd"/>
-      <w:r>
-        <w:rPr>
-          <w:rFonts w:cs="Times New Roman"/>
-          <w:lang w:val="es-EC"/>
-        </w:rPr>
-        <w:t>) No, no me interesa</w:t>
+        <w:t>(  ) No, no me interesa</w:t>
       </w:r>
     </w:p>
     <w:p>
@@ -12243,39 +12071,21 @@
         </w:rPr>
         <w:tab/>
       </w:r>
-      <w:proofErr w:type="gramStart"/>
       <w:r>
         <w:rPr>
           <w:rFonts w:cs="Times New Roman"/>
           <w:lang w:val="es-EC"/>
         </w:rPr>
         <w:tab/>
-        <w:t xml:space="preserve">(  </w:t>
-      </w:r>
-      <w:proofErr w:type="gramEnd"/>
+        <w:t>(  ) Más o menos cómodo(a)</w:t>
+      </w:r>
       <w:r>
         <w:rPr>
           <w:rFonts w:cs="Times New Roman"/>
           <w:lang w:val="es-EC"/>
         </w:rPr>
-        <w:t>) Más o menos cómodo(a)</w:t>
-      </w:r>
-      <w:proofErr w:type="gramStart"/>
-      <w:r>
-        <w:rPr>
-          <w:rFonts w:cs="Times New Roman"/>
-          <w:lang w:val="es-EC"/>
-        </w:rPr>
         <w:tab/>
-        <w:t xml:space="preserve">(  </w:t>
-      </w:r>
-      <w:proofErr w:type="gramEnd"/>
-      <w:r>
-        <w:rPr>
-          <w:rFonts w:cs="Times New Roman"/>
-          <w:lang w:val="es-EC"/>
-        </w:rPr>
-        <w:t>) Muy incómodo(a)</w:t>
+        <w:t>(  ) Muy incómodo(a)</w:t>
       </w:r>
     </w:p>
     <w:p>
@@ -12425,34 +12235,32 @@
         </w:rPr>
         <w:tab/>
       </w:r>
-      <w:proofErr w:type="gramStart"/>
       <w:r>
         <w:rPr>
           <w:rFonts w:cs="Times New Roman"/>
         </w:rPr>
         <w:tab/>
-        <w:t>( )</w:t>
-      </w:r>
-      <w:proofErr w:type="gramEnd"/>
+        <w:t xml:space="preserve">( ) A </w:t>
+      </w:r>
+      <w:proofErr w:type="spellStart"/>
       <w:r>
         <w:rPr>
           <w:rFonts w:cs="Times New Roman"/>
         </w:rPr>
-        <w:t xml:space="preserve"> A </w:t>
-      </w:r>
-      <w:proofErr w:type="spellStart"/>
+        <w:t>veces</w:t>
+      </w:r>
+      <w:proofErr w:type="spellEnd"/>
       <w:r>
         <w:rPr>
           <w:rFonts w:cs="Times New Roman"/>
         </w:rPr>
-        <w:t>veces</w:t>
-      </w:r>
-      <w:proofErr w:type="spellEnd"/>
+        <w:t xml:space="preserve"> </w:t>
+      </w:r>
       <w:r>
         <w:rPr>
           <w:rFonts w:cs="Times New Roman"/>
         </w:rPr>
-        <w:t xml:space="preserve"> </w:t>
+        <w:tab/>
       </w:r>
       <w:r>
         <w:rPr>
@@ -12465,21 +12273,7 @@
           <w:rFonts w:cs="Times New Roman"/>
         </w:rPr>
         <w:tab/>
-      </w:r>
-      <w:proofErr w:type="gramStart"/>
-      <w:r>
-        <w:rPr>
-          <w:rFonts w:cs="Times New Roman"/>
-        </w:rPr>
-        <w:tab/>
-        <w:t>( )</w:t>
-      </w:r>
-      <w:proofErr w:type="gramEnd"/>
-      <w:r>
-        <w:rPr>
-          <w:rFonts w:cs="Times New Roman"/>
-        </w:rPr>
-        <w:t xml:space="preserve"> No, </w:t>
+        <w:t xml:space="preserve">( ) No, </w:t>
       </w:r>
       <w:proofErr w:type="spellStart"/>
       <w:r>
@@ -12652,29 +12446,27 @@
         </w:rPr>
         <w:tab/>
       </w:r>
-      <w:proofErr w:type="gramStart"/>
       <w:r>
         <w:rPr>
           <w:rFonts w:cs="Times New Roman"/>
         </w:rPr>
         <w:tab/>
-        <w:t xml:space="preserve">(  </w:t>
-      </w:r>
-      <w:proofErr w:type="gramEnd"/>
+        <w:t xml:space="preserve">(  ) A </w:t>
+      </w:r>
+      <w:proofErr w:type="spellStart"/>
       <w:r>
         <w:rPr>
           <w:rFonts w:cs="Times New Roman"/>
         </w:rPr>
-        <w:t xml:space="preserve">) A </w:t>
-      </w:r>
-      <w:proofErr w:type="spellStart"/>
+        <w:t>veces</w:t>
+      </w:r>
+      <w:proofErr w:type="spellEnd"/>
       <w:r>
         <w:rPr>
           <w:rFonts w:cs="Times New Roman"/>
         </w:rPr>
-        <w:t>veces</w:t>
-      </w:r>
-      <w:proofErr w:type="spellEnd"/>
+        <w:tab/>
+      </w:r>
       <w:r>
         <w:rPr>
           <w:rFonts w:cs="Times New Roman"/>
@@ -12686,21 +12478,7 @@
           <w:rFonts w:cs="Times New Roman"/>
         </w:rPr>
         <w:tab/>
-      </w:r>
-      <w:proofErr w:type="gramStart"/>
-      <w:r>
-        <w:rPr>
-          <w:rFonts w:cs="Times New Roman"/>
-        </w:rPr>
-        <w:tab/>
-        <w:t xml:space="preserve">(  </w:t>
-      </w:r>
-      <w:proofErr w:type="gramEnd"/>
-      <w:r>
-        <w:rPr>
-          <w:rFonts w:cs="Times New Roman"/>
-        </w:rPr>
-        <w:t>) No, para nada</w:t>
+        <w:t>(  ) No, para nada</w:t>
       </w:r>
     </w:p>
     <w:p>
@@ -19686,12 +19464,11 @@
     <w:uiPriority w:val="9"/>
     <w:unhideWhenUsed/>
     <w:qFormat/>
-    <w:rsid w:val="0012610C"/>
+    <w:rsid w:val="00461465"/>
     <w:pPr>
       <w:keepNext/>
       <w:keepLines/>
       <w:spacing w:after="0"/>
-      <w:ind w:left="360"/>
       <w:outlineLvl w:val="1"/>
     </w:pPr>
     <w:rPr>
@@ -19799,7 +19576,7 @@
     <w:basedOn w:val="Fuentedeprrafopredeter"/>
     <w:link w:val="Ttulo2"/>
     <w:uiPriority w:val="9"/>
-    <w:rsid w:val="0012610C"/>
+    <w:rsid w:val="00461465"/>
     <w:rPr>
       <w:rFonts w:ascii="Times New Roman" w:eastAsiaTheme="majorEastAsia" w:hAnsi="Times New Roman" w:cstheme="majorBidi"/>
       <w:b/>
@@ -20286,7 +20063,9 @@
     <w:rsid w:val="004A14F7"/>
     <w:rsid w:val="004D74FB"/>
     <w:rsid w:val="005B04B1"/>
+    <w:rsid w:val="005E487A"/>
     <w:rsid w:val="00697D1C"/>
+    <w:rsid w:val="00751067"/>
     <w:rsid w:val="007523E0"/>
     <w:rsid w:val="00783273"/>
     <w:rsid w:val="007A7476"/>
